--- a/LB3/ПиАА_ЛР3.docx
+++ b/LB3/ПиАА_ЛР3.docx
@@ -12488,6 +12488,7 @@
       <w:tr>
         <w:trPr>
           <w:cantSplit w:val="0"/>
+          <w:trHeight w:val="868.9453125" w:hRule="atLeast"/>
           <w:tblHeader w:val="0"/>
         </w:trPr>
         <w:tc>
@@ -12586,51 +12587,10 @@
           </w:p>
         </w:tc>
       </w:tr>
-    </w:tbl>
-    <w:p>
-      <w:pPr>
-        <w:spacing w:line="360" w:lineRule="auto"/>
-        <w:rPr>
-          <w:rFonts w:ascii="Times New Roman" w:cs="Times New Roman" w:eastAsia="Times New Roman" w:hAnsi="Times New Roman"/>
-          <w:sz w:val="28"/>
-          <w:szCs w:val="28"/>
-        </w:rPr>
-      </w:pPr>
-      <w:r>
-        <w:rPr>
-          <w:rtl w:val="0"/>
-        </w:rPr>
-      </w:r>
-    </w:p>
-    <w:tbl>
-      <w:tblPr>
-        <w:tblStyle w:val="Table3"/>
-        <w:tblW w:w="9600.0" w:type="dxa"/>
-        <w:jc w:val="left"/>
-        <w:tblBorders>
-          <w:top w:color="000000" w:space="0" w:sz="8" w:val="single"/>
-          <w:left w:color="000000" w:space="0" w:sz="8" w:val="single"/>
-          <w:bottom w:color="000000" w:space="0" w:sz="8" w:val="single"/>
-          <w:right w:color="000000" w:space="0" w:sz="8" w:val="single"/>
-          <w:insideH w:color="000000" w:space="0" w:sz="8" w:val="single"/>
-          <w:insideV w:color="000000" w:space="0" w:sz="8" w:val="single"/>
-        </w:tblBorders>
-        <w:tblLayout w:type="fixed"/>
-        <w:tblLook w:val="0600"/>
-      </w:tblPr>
-      <w:tblGrid>
-        <w:gridCol w:w="1485"/>
-        <w:gridCol w:w="8115"/>
-        <w:tblGridChange w:id="0">
-          <w:tblGrid>
-            <w:gridCol w:w="1485"/>
-            <w:gridCol w:w="8115"/>
-          </w:tblGrid>
-        </w:tblGridChange>
-      </w:tblGrid>
       <w:tr>
         <w:trPr>
           <w:cantSplit w:val="0"/>
+          <w:trHeight w:val="868.9453125" w:hRule="atLeast"/>
           <w:tblHeader w:val="0"/>
         </w:trPr>
         <w:tc>
@@ -12739,6 +12699,7 @@
       <w:tr>
         <w:trPr>
           <w:cantSplit w:val="0"/>
+          <w:trHeight w:val="868.9453125" w:hRule="atLeast"/>
           <w:tblHeader w:val="0"/>
         </w:trPr>
         <w:tc>
@@ -12823,51 +12784,10 @@
           </w:p>
         </w:tc>
       </w:tr>
-    </w:tbl>
-    <w:p>
-      <w:pPr>
-        <w:spacing w:line="360" w:lineRule="auto"/>
-        <w:rPr>
-          <w:rFonts w:ascii="Times New Roman" w:cs="Times New Roman" w:eastAsia="Times New Roman" w:hAnsi="Times New Roman"/>
-          <w:sz w:val="28"/>
-          <w:szCs w:val="28"/>
-        </w:rPr>
-      </w:pPr>
-      <w:r>
-        <w:rPr>
-          <w:rtl w:val="0"/>
-        </w:rPr>
-      </w:r>
-    </w:p>
-    <w:tbl>
-      <w:tblPr>
-        <w:tblStyle w:val="Table4"/>
-        <w:tblW w:w="9600.0" w:type="dxa"/>
-        <w:jc w:val="left"/>
-        <w:tblBorders>
-          <w:top w:color="000000" w:space="0" w:sz="8" w:val="single"/>
-          <w:left w:color="000000" w:space="0" w:sz="8" w:val="single"/>
-          <w:bottom w:color="000000" w:space="0" w:sz="8" w:val="single"/>
-          <w:right w:color="000000" w:space="0" w:sz="8" w:val="single"/>
-          <w:insideH w:color="000000" w:space="0" w:sz="8" w:val="single"/>
-          <w:insideV w:color="000000" w:space="0" w:sz="8" w:val="single"/>
-        </w:tblBorders>
-        <w:tblLayout w:type="fixed"/>
-        <w:tblLook w:val="0600"/>
-      </w:tblPr>
-      <w:tblGrid>
-        <w:gridCol w:w="1485"/>
-        <w:gridCol w:w="8115"/>
-        <w:tblGridChange w:id="0">
-          <w:tblGrid>
-            <w:gridCol w:w="1485"/>
-            <w:gridCol w:w="8115"/>
-          </w:tblGrid>
-        </w:tblGridChange>
-      </w:tblGrid>
       <w:tr>
         <w:trPr>
           <w:cantSplit w:val="0"/>
+          <w:trHeight w:val="868.9453125" w:hRule="atLeast"/>
           <w:tblHeader w:val="0"/>
         </w:trPr>
         <w:tc>
@@ -13060,48 +12980,6 @@
           </w:p>
         </w:tc>
       </w:tr>
-    </w:tbl>
-    <w:p>
-      <w:pPr>
-        <w:spacing w:line="360" w:lineRule="auto"/>
-        <w:rPr>
-          <w:rFonts w:ascii="Times New Roman" w:cs="Times New Roman" w:eastAsia="Times New Roman" w:hAnsi="Times New Roman"/>
-          <w:sz w:val="28"/>
-          <w:szCs w:val="28"/>
-        </w:rPr>
-      </w:pPr>
-      <w:r>
-        <w:rPr>
-          <w:rtl w:val="0"/>
-        </w:rPr>
-      </w:r>
-    </w:p>
-    <w:tbl>
-      <w:tblPr>
-        <w:tblStyle w:val="Table5"/>
-        <w:tblW w:w="9600.0" w:type="dxa"/>
-        <w:jc w:val="left"/>
-        <w:tblBorders>
-          <w:top w:color="000000" w:space="0" w:sz="8" w:val="single"/>
-          <w:left w:color="000000" w:space="0" w:sz="8" w:val="single"/>
-          <w:bottom w:color="000000" w:space="0" w:sz="8" w:val="single"/>
-          <w:right w:color="000000" w:space="0" w:sz="8" w:val="single"/>
-          <w:insideH w:color="000000" w:space="0" w:sz="8" w:val="single"/>
-          <w:insideV w:color="000000" w:space="0" w:sz="8" w:val="single"/>
-        </w:tblBorders>
-        <w:tblLayout w:type="fixed"/>
-        <w:tblLook w:val="0600"/>
-      </w:tblPr>
-      <w:tblGrid>
-        <w:gridCol w:w="1485"/>
-        <w:gridCol w:w="8115"/>
-        <w:tblGridChange w:id="0">
-          <w:tblGrid>
-            <w:gridCol w:w="1485"/>
-            <w:gridCol w:w="8115"/>
-          </w:tblGrid>
-        </w:tblGridChange>
-      </w:tblGrid>
       <w:tr>
         <w:trPr>
           <w:cantSplit w:val="0"/>
@@ -13297,48 +13175,6 @@
           </w:p>
         </w:tc>
       </w:tr>
-    </w:tbl>
-    <w:p>
-      <w:pPr>
-        <w:spacing w:line="360" w:lineRule="auto"/>
-        <w:rPr>
-          <w:rFonts w:ascii="Times New Roman" w:cs="Times New Roman" w:eastAsia="Times New Roman" w:hAnsi="Times New Roman"/>
-          <w:sz w:val="28"/>
-          <w:szCs w:val="28"/>
-        </w:rPr>
-      </w:pPr>
-      <w:r>
-        <w:rPr>
-          <w:rtl w:val="0"/>
-        </w:rPr>
-      </w:r>
-    </w:p>
-    <w:tbl>
-      <w:tblPr>
-        <w:tblStyle w:val="Table6"/>
-        <w:tblW w:w="9600.0" w:type="dxa"/>
-        <w:jc w:val="left"/>
-        <w:tblBorders>
-          <w:top w:color="000000" w:space="0" w:sz="8" w:val="single"/>
-          <w:left w:color="000000" w:space="0" w:sz="8" w:val="single"/>
-          <w:bottom w:color="000000" w:space="0" w:sz="8" w:val="single"/>
-          <w:right w:color="000000" w:space="0" w:sz="8" w:val="single"/>
-          <w:insideH w:color="000000" w:space="0" w:sz="8" w:val="single"/>
-          <w:insideV w:color="000000" w:space="0" w:sz="8" w:val="single"/>
-        </w:tblBorders>
-        <w:tblLayout w:type="fixed"/>
-        <w:tblLook w:val="0600"/>
-      </w:tblPr>
-      <w:tblGrid>
-        <w:gridCol w:w="1485"/>
-        <w:gridCol w:w="8115"/>
-        <w:tblGridChange w:id="0">
-          <w:tblGrid>
-            <w:gridCol w:w="1485"/>
-            <w:gridCol w:w="8115"/>
-          </w:tblGrid>
-        </w:tblGridChange>
-      </w:tblGrid>
       <w:tr>
         <w:trPr>
           <w:cantSplit w:val="0"/>
@@ -13479,7 +13315,7 @@
                 <w:szCs w:val="28"/>
                 <w:rtl w:val="0"/>
               </w:rPr>
-              <w:t xml:space="preserve">Результат:</w:t>
+              <w:t xml:space="preserve">Входные данные:</w:t>
             </w:r>
           </w:p>
         </w:tc>
@@ -13510,7 +13346,9 @@
                 <w:szCs w:val="28"/>
                 <w:rtl w:val="0"/>
               </w:rPr>
-              <w:t xml:space="preserve">15</w:t>
+              <w:t xml:space="preserve">Тест 5: случайные строки разного размера</w:t>
+              <w:br w:type="textWrapping"/>
+              <w:t xml:space="preserve">hello</w:t>
             </w:r>
           </w:p>
           <w:p>
@@ -13529,53 +13367,30 @@
                 <w:szCs w:val="28"/>
                 <w:rtl w:val="0"/>
               </w:rPr>
-              <w:t xml:space="preserve">IIIIIIIIIIRRMMIIR</w:t>
+              <w:t xml:space="preserve">iosadkjnqwllllwdq</w:t>
+            </w:r>
+          </w:p>
+          <w:p>
+            <w:pPr>
+              <w:widowControl w:val="0"/>
+              <w:rPr>
+                <w:rFonts w:ascii="Times New Roman" w:cs="Times New Roman" w:eastAsia="Times New Roman" w:hAnsi="Times New Roman"/>
+                <w:sz w:val="28"/>
+                <w:szCs w:val="28"/>
+              </w:rPr>
+            </w:pPr>
+            <w:r>
+              <w:rPr>
+                <w:rFonts w:ascii="Times New Roman" w:cs="Times New Roman" w:eastAsia="Times New Roman" w:hAnsi="Times New Roman"/>
+                <w:sz w:val="28"/>
+                <w:szCs w:val="28"/>
+                <w:rtl w:val="0"/>
+              </w:rPr>
+              <w:t xml:space="preserve">1 1 1 1</w:t>
             </w:r>
           </w:p>
         </w:tc>
       </w:tr>
-    </w:tbl>
-    <w:p>
-      <w:pPr>
-        <w:spacing w:line="360" w:lineRule="auto"/>
-        <w:rPr>
-          <w:rFonts w:ascii="Times New Roman" w:cs="Times New Roman" w:eastAsia="Times New Roman" w:hAnsi="Times New Roman"/>
-          <w:sz w:val="28"/>
-          <w:szCs w:val="28"/>
-        </w:rPr>
-      </w:pPr>
-      <w:r>
-        <w:rPr>
-          <w:rtl w:val="0"/>
-        </w:rPr>
-      </w:r>
-    </w:p>
-    <w:tbl>
-      <w:tblPr>
-        <w:tblStyle w:val="Table7"/>
-        <w:tblW w:w="9600.0" w:type="dxa"/>
-        <w:jc w:val="left"/>
-        <w:tblBorders>
-          <w:top w:color="000000" w:space="0" w:sz="8" w:val="single"/>
-          <w:left w:color="000000" w:space="0" w:sz="8" w:val="single"/>
-          <w:bottom w:color="000000" w:space="0" w:sz="8" w:val="single"/>
-          <w:right w:color="000000" w:space="0" w:sz="8" w:val="single"/>
-          <w:insideH w:color="000000" w:space="0" w:sz="8" w:val="single"/>
-          <w:insideV w:color="000000" w:space="0" w:sz="8" w:val="single"/>
-        </w:tblBorders>
-        <w:tblLayout w:type="fixed"/>
-        <w:tblLook w:val="0600"/>
-      </w:tblPr>
-      <w:tblGrid>
-        <w:gridCol w:w="1485"/>
-        <w:gridCol w:w="8115"/>
-        <w:tblGridChange w:id="0">
-          <w:tblGrid>
-            <w:gridCol w:w="1485"/>
-            <w:gridCol w:w="8115"/>
-          </w:tblGrid>
-        </w:tblGridChange>
-      </w:tblGrid>
       <w:tr>
         <w:trPr>
           <w:cantSplit w:val="0"/>
@@ -13771,48 +13586,6 @@
           </w:p>
         </w:tc>
       </w:tr>
-    </w:tbl>
-    <w:p>
-      <w:pPr>
-        <w:spacing w:line="360" w:lineRule="auto"/>
-        <w:rPr>
-          <w:rFonts w:ascii="Times New Roman" w:cs="Times New Roman" w:eastAsia="Times New Roman" w:hAnsi="Times New Roman"/>
-          <w:sz w:val="28"/>
-          <w:szCs w:val="28"/>
-        </w:rPr>
-      </w:pPr>
-      <w:r>
-        <w:rPr>
-          <w:rtl w:val="0"/>
-        </w:rPr>
-      </w:r>
-    </w:p>
-    <w:tbl>
-      <w:tblPr>
-        <w:tblStyle w:val="Table8"/>
-        <w:tblW w:w="9600.0" w:type="dxa"/>
-        <w:jc w:val="left"/>
-        <w:tblBorders>
-          <w:top w:color="000000" w:space="0" w:sz="8" w:val="single"/>
-          <w:left w:color="000000" w:space="0" w:sz="8" w:val="single"/>
-          <w:bottom w:color="000000" w:space="0" w:sz="8" w:val="single"/>
-          <w:right w:color="000000" w:space="0" w:sz="8" w:val="single"/>
-          <w:insideH w:color="000000" w:space="0" w:sz="8" w:val="single"/>
-          <w:insideV w:color="000000" w:space="0" w:sz="8" w:val="single"/>
-        </w:tblBorders>
-        <w:tblLayout w:type="fixed"/>
-        <w:tblLook w:val="0600"/>
-      </w:tblPr>
-      <w:tblGrid>
-        <w:gridCol w:w="1485"/>
-        <w:gridCol w:w="8115"/>
-        <w:tblGridChange w:id="0">
-          <w:tblGrid>
-            <w:gridCol w:w="1485"/>
-            <w:gridCol w:w="8115"/>
-          </w:tblGrid>
-        </w:tblGridChange>
-      </w:tblGrid>
       <w:tr>
         <w:trPr>
           <w:cantSplit w:val="0"/>
@@ -14498,48 +14271,6 @@
     </w:tblPr>
   </w:style>
   <w:style w:type="table" w:styleId="Table2">
-    <w:basedOn w:val="TableNormal"/>
-    <w:tblPr>
-      <w:tblStyleRowBandSize w:val="1"/>
-      <w:tblStyleColBandSize w:val="1"/>
-    </w:tblPr>
-  </w:style>
-  <w:style w:type="table" w:styleId="Table3">
-    <w:basedOn w:val="TableNormal"/>
-    <w:tblPr>
-      <w:tblStyleRowBandSize w:val="1"/>
-      <w:tblStyleColBandSize w:val="1"/>
-    </w:tblPr>
-  </w:style>
-  <w:style w:type="table" w:styleId="Table4">
-    <w:basedOn w:val="TableNormal"/>
-    <w:tblPr>
-      <w:tblStyleRowBandSize w:val="1"/>
-      <w:tblStyleColBandSize w:val="1"/>
-    </w:tblPr>
-  </w:style>
-  <w:style w:type="table" w:styleId="Table5">
-    <w:basedOn w:val="TableNormal"/>
-    <w:tblPr>
-      <w:tblStyleRowBandSize w:val="1"/>
-      <w:tblStyleColBandSize w:val="1"/>
-    </w:tblPr>
-  </w:style>
-  <w:style w:type="table" w:styleId="Table6">
-    <w:basedOn w:val="TableNormal"/>
-    <w:tblPr>
-      <w:tblStyleRowBandSize w:val="1"/>
-      <w:tblStyleColBandSize w:val="1"/>
-    </w:tblPr>
-  </w:style>
-  <w:style w:type="table" w:styleId="Table7">
-    <w:basedOn w:val="TableNormal"/>
-    <w:tblPr>
-      <w:tblStyleRowBandSize w:val="1"/>
-      <w:tblStyleColBandSize w:val="1"/>
-    </w:tblPr>
-  </w:style>
-  <w:style w:type="table" w:styleId="Table8">
     <w:basedOn w:val="TableNormal"/>
     <w:tblPr>
       <w:tblStyleRowBandSize w:val="1"/>
